--- a/期末主題/制度壓力下臺灣企業ESG採行方式與漂綠風險之探索性研究_九章架構版_20260520.docx
+++ b/期末主題/制度壓力下臺灣企業ESG採行方式與漂綠風險之探索性研究_九章架構版_20260520.docx
@@ -4543,23 +4543,16 @@
         <w:jc w:val="both"/>
       </w:pPr>
       <w:r>
-        <w:t>基於上述背景與動機，本研究以制度理論與脫</w:t>
-      </w:r>
-      <w:proofErr w:type="gramStart"/>
-      <w:r>
-        <w:t>鉤</w:t>
-      </w:r>
-      <w:proofErr w:type="gramEnd"/>
-      <w:r>
-        <w:t>理論為基礎，旨在達成以下</w:t>
-      </w:r>
-      <w:proofErr w:type="gramStart"/>
-      <w:r>
-        <w:t>三</w:t>
-      </w:r>
-      <w:proofErr w:type="gramEnd"/>
-      <w:r>
-        <w:t>項目的：第一，揭示既有制度理論在解釋「同壓力下仍呈現</w:t>
+        <w:t>基於上述背景與動機，本研究旨在以制度理論為基礎，探討臺灣金融業在不同制度壓力下推動</w:t>
+      </w:r>
+      <w:r>
+        <w:t xml:space="preserve"> ESG </w:t>
+      </w:r>
+      <w:r>
+        <w:t>的動機差異，</w:t>
+      </w:r>
+      <w:r>
+        <w:t>探討不同</w:t>
       </w:r>
       <w:proofErr w:type="gramStart"/>
       <w:r>
@@ -4567,31 +4560,48 @@
       </w:r>
       <w:proofErr w:type="gramEnd"/>
       <w:r>
-        <w:t>行差異」時之解釋極限，並透過整合脫</w:t>
-      </w:r>
-      <w:proofErr w:type="gramStart"/>
-      <w:r>
-        <w:t>鉤</w:t>
-      </w:r>
-      <w:proofErr w:type="gramEnd"/>
-      <w:r>
-        <w:t>理論</w:t>
-      </w:r>
-      <w:proofErr w:type="gramStart"/>
-      <w:r>
-        <w:t>與漂綠驅動</w:t>
-      </w:r>
-      <w:proofErr w:type="gramEnd"/>
-      <w:r>
-        <w:t>因素架構，建構完整之分析邏輯；第二，綜合既有國內外文獻所提出之判斷指標，整合為一套適用於臺灣金融業之多維度探索性框架；第三，探討既有</w:t>
-      </w:r>
-      <w:proofErr w:type="gramStart"/>
-      <w:r>
-        <w:t>國際漂綠研究</w:t>
-      </w:r>
-      <w:proofErr w:type="gramEnd"/>
-      <w:r>
-        <w:t>發現於臺灣金融業之適用性，並分析臺灣特有制度設計對既有理論之補充或啟示。</w:t>
+        <w:t>行動機與「實質</w:t>
+      </w:r>
+      <w:proofErr w:type="gramStart"/>
+      <w:r>
+        <w:t>採</w:t>
+      </w:r>
+      <w:proofErr w:type="gramEnd"/>
+      <w:r>
+        <w:t>行」及「形式</w:t>
+      </w:r>
+      <w:proofErr w:type="gramStart"/>
+      <w:r>
+        <w:t>採</w:t>
+      </w:r>
+      <w:proofErr w:type="gramEnd"/>
+      <w:r>
+        <w:t>行」之間可能存在的關聯</w:t>
+      </w:r>
+      <w:r>
+        <w:t>，並進一步檢視不同</w:t>
+      </w:r>
+      <w:proofErr w:type="gramStart"/>
+      <w:r>
+        <w:t>採</w:t>
+      </w:r>
+      <w:proofErr w:type="gramEnd"/>
+      <w:r>
+        <w:t>行方式對企業</w:t>
+      </w:r>
+      <w:r>
+        <w:t xml:space="preserve"> ESG </w:t>
+      </w:r>
+      <w:r>
+        <w:t>資訊品質</w:t>
+      </w:r>
+      <w:proofErr w:type="gramStart"/>
+      <w:r>
+        <w:t>與漂綠風險</w:t>
+      </w:r>
+      <w:proofErr w:type="gramEnd"/>
+      <w:r>
+        <w:t>的影響。</w:t>
       </w:r>
     </w:p>
     <w:p>
@@ -4607,48 +4617,58 @@
         <w:t xml:space="preserve"> ESG </w:t>
       </w:r>
       <w:r>
-        <w:t>數位平台公開數據與上市櫃公司永續報告書等次級資料，建構「制度壓力</w:t>
-      </w:r>
-      <w:r>
-        <w:t>→</w:t>
-      </w:r>
-      <w:proofErr w:type="gramStart"/>
-      <w:r>
+        <w:t>數位平台公開數據與上市櫃公司永續報告書等次級資料，</w:t>
+      </w:r>
+      <w:r>
+        <w:rPr>
+          <w:rFonts w:hint="eastAsia"/>
+        </w:rPr>
+        <w:t>建構「制度壓力→</w:t>
+      </w:r>
+      <w:proofErr w:type="gramStart"/>
+      <w:r>
+        <w:rPr>
+          <w:rFonts w:hint="eastAsia"/>
+        </w:rPr>
         <w:t>採</w:t>
       </w:r>
       <w:proofErr w:type="gramEnd"/>
       <w:r>
-        <w:t>行動機</w:t>
-      </w:r>
-      <w:r>
-        <w:t>→</w:t>
-      </w:r>
-      <w:proofErr w:type="gramStart"/>
-      <w:r>
+        <w:rPr>
+          <w:rFonts w:hint="eastAsia"/>
+        </w:rPr>
+        <w:t>行動機→</w:t>
+      </w:r>
+      <w:proofErr w:type="gramStart"/>
+      <w:r>
+        <w:rPr>
+          <w:rFonts w:hint="eastAsia"/>
+        </w:rPr>
         <w:t>採</w:t>
       </w:r>
       <w:proofErr w:type="gramEnd"/>
       <w:r>
-        <w:t>行方式</w:t>
-      </w:r>
-      <w:r>
-        <w:t>→</w:t>
-      </w:r>
-      <w:proofErr w:type="gramStart"/>
-      <w:r>
+        <w:rPr>
+          <w:rFonts w:hint="eastAsia"/>
+        </w:rPr>
+        <w:t>行方式→</w:t>
+      </w:r>
+      <w:proofErr w:type="gramStart"/>
+      <w:r>
+        <w:rPr>
+          <w:rFonts w:hint="eastAsia"/>
+        </w:rPr>
         <w:t>漂綠風險</w:t>
       </w:r>
       <w:proofErr w:type="gramEnd"/>
       <w:r>
-        <w:t>」的概念性分析架構，並以對比式選樣方式選取永續金融評鑑等級不同</w:t>
-      </w:r>
-      <w:proofErr w:type="gramStart"/>
-      <w:r>
-        <w:t>之金控公司</w:t>
-      </w:r>
-      <w:proofErr w:type="gramEnd"/>
-      <w:r>
-        <w:t>進行示範性檢視，期能為臺灣金融業的</w:t>
+        <w:rPr>
+          <w:rFonts w:hint="eastAsia"/>
+        </w:rPr>
+        <w:t>」的概念性分析架構</w:t>
+      </w:r>
+      <w:r>
+        <w:t>，期能為臺灣金融業的</w:t>
       </w:r>
       <w:r>
         <w:t xml:space="preserve"> ESG </w:t>
@@ -4680,7 +4700,6 @@
         <w:jc w:val="both"/>
       </w:pPr>
       <w:r>
-        <w:lastRenderedPageBreak/>
         <w:t>基於上述研究目的，本研究以「制度壓力</w:t>
       </w:r>
       <w:r>
@@ -4714,13 +4733,22 @@
       </w:r>
       <w:proofErr w:type="gramEnd"/>
       <w:r>
-        <w:t>」為概念性分析邏輯鏈（如圖</w:t>
+        <w:t>」為</w:t>
+      </w:r>
+      <w:r>
+        <w:t>本研究概念性分析邏輯鏈</w:t>
+      </w:r>
+      <w:r>
+        <w:t>（如圖</w:t>
       </w:r>
       <w:r>
         <w:t xml:space="preserve"> 1 </w:t>
       </w:r>
       <w:r>
-        <w:t>所示），透過文獻歸納整合分析架構並建構判斷框架，提出以下三個相互串聯的研究問題：</w:t>
+        <w:t>所示）</w:t>
+      </w:r>
+      <w:r>
+        <w:t>，提出以下三個相互串聯的研究問題：</w:t>
       </w:r>
     </w:p>
     <w:p>
@@ -4732,6 +4760,7 @@
         <w:rPr>
           <w:noProof/>
         </w:rPr>
+        <w:lastRenderedPageBreak/>
         <w:drawing>
           <wp:inline distT="0" distB="0" distL="0" distR="0" wp14:anchorId="04B8A53A" wp14:editId="3AA74596">
             <wp:extent cx="5502910" cy="708660"/>
@@ -4783,8 +4812,6 @@
           <w:b/>
         </w:rPr>
       </w:pPr>
-      <w:bookmarkStart w:id="4" w:name="_GoBack"/>
-      <w:bookmarkEnd w:id="4"/>
       <w:r>
         <w:rPr>
           <w:b/>
@@ -4814,41 +4841,45 @@
       </w:r>
     </w:p>
     <w:p>
-      <w:pPr>
-        <w:rPr>
+      <w:r>
+        <w:rPr>
+          <w:b/>
           <w:bCs/>
         </w:rPr>
-      </w:pPr>
-      <w:r>
-        <w:rPr>
+        <w:t>RQ1</w:t>
+      </w:r>
+      <w:r>
+        <w:rPr>
+          <w:rFonts w:hint="eastAsia"/>
+          <w:b/>
           <w:bCs/>
         </w:rPr>
-        <w:t>RQ1：在相同制度壓力下，臺灣金融業 ESG 採行為何仍呈現實質與形式之差異？</w:t>
-      </w:r>
-      <w:proofErr w:type="gramStart"/>
-      <w:proofErr w:type="gramEnd"/>
-    </w:p>
-    <w:p/>
-    <w:p>
-      <w:pPr>
-        <w:spacing w:before="150" w:after="150" w:line="300" w:lineRule="exact"/>
-        <w:jc w:val="both"/>
-        <w:rPr>
-          <w:rFonts w:eastAsiaTheme="minorEastAsia"/>
-        </w:rPr>
-      </w:pPr>
-      <w:r>
-        <w:t>RQ2：既有文獻所提出區分企業「實質採行」與「形式採行」的判斷指標，如何適用於臺灣金融業？</w:t>
-      </w:r>
-      <w:proofErr w:type="gramStart"/>
-      <w:proofErr w:type="gramEnd"/>
-      <w:proofErr w:type="gramStart"/>
-      <w:proofErr w:type="gramEnd"/>
+        <w:t>：</w:t>
+      </w:r>
+      <w:r>
+        <w:rPr>
+          <w:rFonts w:hint="eastAsia"/>
+        </w:rPr>
+        <w:t>臺灣金融業面臨的法規與制度壓力，如何影響其推動</w:t>
+      </w:r>
+      <w:r>
+        <w:t xml:space="preserve"> ESG </w:t>
+      </w:r>
+      <w:r>
+        <w:rPr>
+          <w:rFonts w:hint="eastAsia"/>
+        </w:rPr>
+        <w:t>的動機？</w:t>
+      </w:r>
     </w:p>
     <w:p>
       <w:pPr>
         <w:spacing w:before="150" w:after="150" w:line="300" w:lineRule="exact"/>
+        <w:ind w:firstLine="482"/>
         <w:jc w:val="both"/>
+        <w:rPr>
+          <w:rFonts w:eastAsiaTheme="minorEastAsia"/>
+        </w:rPr>
       </w:pPr>
     </w:p>
     <w:p>
@@ -4857,10 +4888,477 @@
         <w:jc w:val="both"/>
       </w:pPr>
       <w:r>
-        <w:t>RQ3：在國際漂綠研究的指標與理論之外，臺灣金融業特有制度（金管會強制第三方確信、永續金融評鑑、TESG）能補充哪些新的判斷指標與理論觀點？</w:t>
-      </w:r>
-      <w:proofErr w:type="gramStart"/>
-      <w:proofErr w:type="gramEnd"/>
+        <w:rPr>
+          <w:b/>
+          <w:bCs/>
+        </w:rPr>
+        <w:t>RQ2</w:t>
+      </w:r>
+      <w:r>
+        <w:rPr>
+          <w:rFonts w:hint="eastAsia"/>
+          <w:b/>
+          <w:bCs/>
+        </w:rPr>
+        <w:t>：</w:t>
+      </w:r>
+      <w:r>
+        <w:t>不同</w:t>
+      </w:r>
+      <w:r>
+        <w:t xml:space="preserve"> ESG </w:t>
+      </w:r>
+      <w:proofErr w:type="gramStart"/>
+      <w:r>
+        <w:t>採</w:t>
+      </w:r>
+      <w:proofErr w:type="gramEnd"/>
+      <w:r>
+        <w:t>行動機，如何連結至「實質</w:t>
+      </w:r>
+      <w:proofErr w:type="gramStart"/>
+      <w:r>
+        <w:t>採</w:t>
+      </w:r>
+      <w:proofErr w:type="gramEnd"/>
+      <w:r>
+        <w:t>行」與「形式</w:t>
+      </w:r>
+      <w:proofErr w:type="gramStart"/>
+      <w:r>
+        <w:t>採</w:t>
+      </w:r>
+      <w:proofErr w:type="gramEnd"/>
+      <w:r>
+        <w:t>行」之行為差異？</w:t>
+      </w:r>
+    </w:p>
+    <w:p>
+      <w:pPr>
+        <w:spacing w:before="150" w:after="150" w:line="300" w:lineRule="exact"/>
+        <w:ind w:firstLine="482"/>
+        <w:jc w:val="both"/>
+      </w:pPr>
+    </w:p>
+    <w:p>
+      <w:pPr>
+        <w:spacing w:line="480" w:lineRule="auto"/>
+        <w:jc w:val="both"/>
+      </w:pPr>
+      <w:r>
+        <w:rPr>
+          <w:b/>
+          <w:bCs/>
+        </w:rPr>
+        <w:t>RQ3</w:t>
+      </w:r>
+      <w:r>
+        <w:rPr>
+          <w:rFonts w:hint="eastAsia"/>
+          <w:b/>
+          <w:bCs/>
+        </w:rPr>
+        <w:t>：</w:t>
+      </w:r>
+      <w:r>
+        <w:rPr>
+          <w:rFonts w:hint="eastAsia"/>
+        </w:rPr>
+        <w:t>實質</w:t>
+      </w:r>
+      <w:proofErr w:type="gramStart"/>
+      <w:r>
+        <w:rPr>
+          <w:rFonts w:hint="eastAsia"/>
+        </w:rPr>
+        <w:t>採</w:t>
+      </w:r>
+      <w:proofErr w:type="gramEnd"/>
+      <w:r>
+        <w:rPr>
+          <w:rFonts w:hint="eastAsia"/>
+        </w:rPr>
+        <w:t>行與形式</w:t>
+      </w:r>
+      <w:proofErr w:type="gramStart"/>
+      <w:r>
+        <w:rPr>
+          <w:rFonts w:hint="eastAsia"/>
+        </w:rPr>
+        <w:t>採</w:t>
+      </w:r>
+      <w:proofErr w:type="gramEnd"/>
+      <w:r>
+        <w:rPr>
+          <w:rFonts w:hint="eastAsia"/>
+        </w:rPr>
+        <w:t>行之金融業，在</w:t>
+      </w:r>
+      <w:r>
+        <w:t xml:space="preserve"> ESG </w:t>
+      </w:r>
+      <w:r>
+        <w:rPr>
+          <w:rFonts w:hint="eastAsia"/>
+        </w:rPr>
+        <w:t>資訊品質</w:t>
+      </w:r>
+      <w:proofErr w:type="gramStart"/>
+      <w:r>
+        <w:rPr>
+          <w:rFonts w:hint="eastAsia"/>
+        </w:rPr>
+        <w:t>與漂綠風險</w:t>
+      </w:r>
+      <w:proofErr w:type="gramEnd"/>
+      <w:r>
+        <w:rPr>
+          <w:rFonts w:hint="eastAsia"/>
+        </w:rPr>
+        <w:t>上有何差異？</w:t>
+      </w:r>
+    </w:p>
+    <w:p>
+      <w:pPr>
+        <w:pStyle w:val="2"/>
+      </w:pPr>
+      <w:r>
+        <w:rPr>
+          <w:b/>
+          <w:bCs/>
+        </w:rPr>
+        <w:br w:type="page"/>
+      </w:r>
+      <w:r>
+        <w:lastRenderedPageBreak/>
+        <w:t>RQ1</w:t>
+      </w:r>
+      <w:r>
+        <w:t>：解釋「為何分化」</w:t>
+      </w:r>
+    </w:p>
+    <w:p>
+      <w:pPr>
+        <w:pStyle w:val="Web"/>
+      </w:pPr>
+      <w:r>
+        <w:rPr>
+          <w:rStyle w:val="ac"/>
+        </w:rPr>
+        <w:t xml:space="preserve">在制度壓力下，臺灣金融業 ESG </w:t>
+      </w:r>
+      <w:proofErr w:type="gramStart"/>
+      <w:r>
+        <w:rPr>
+          <w:rStyle w:val="ac"/>
+        </w:rPr>
+        <w:t>採</w:t>
+      </w:r>
+      <w:proofErr w:type="gramEnd"/>
+      <w:r>
+        <w:rPr>
+          <w:rStyle w:val="ac"/>
+        </w:rPr>
+        <w:t>行為何可能分化為「實質</w:t>
+      </w:r>
+      <w:proofErr w:type="gramStart"/>
+      <w:r>
+        <w:rPr>
+          <w:rStyle w:val="ac"/>
+        </w:rPr>
+        <w:t>採</w:t>
+      </w:r>
+      <w:proofErr w:type="gramEnd"/>
+      <w:r>
+        <w:rPr>
+          <w:rStyle w:val="ac"/>
+        </w:rPr>
+        <w:t>行」與「形式</w:t>
+      </w:r>
+      <w:proofErr w:type="gramStart"/>
+      <w:r>
+        <w:rPr>
+          <w:rStyle w:val="ac"/>
+        </w:rPr>
+        <w:t>採</w:t>
+      </w:r>
+      <w:proofErr w:type="gramEnd"/>
+      <w:r>
+        <w:rPr>
+          <w:rStyle w:val="ac"/>
+        </w:rPr>
+        <w:t>行」？</w:t>
+      </w:r>
+    </w:p>
+    <w:p>
+      <w:pPr>
+        <w:pStyle w:val="2"/>
+      </w:pPr>
+      <w:r>
+        <w:t>RQ2</w:t>
+      </w:r>
+      <w:r>
+        <w:t>：建立「如何區辨」</w:t>
+      </w:r>
+    </w:p>
+    <w:p>
+      <w:pPr>
+        <w:pStyle w:val="Web"/>
+      </w:pPr>
+      <w:r>
+        <w:rPr>
+          <w:rStyle w:val="ac"/>
+        </w:rPr>
+        <w:t>臺灣金融業之「實質</w:t>
+      </w:r>
+      <w:proofErr w:type="gramStart"/>
+      <w:r>
+        <w:rPr>
+          <w:rStyle w:val="ac"/>
+        </w:rPr>
+        <w:t>採</w:t>
+      </w:r>
+      <w:proofErr w:type="gramEnd"/>
+      <w:r>
+        <w:rPr>
+          <w:rStyle w:val="ac"/>
+        </w:rPr>
+        <w:t>行」與「形式</w:t>
+      </w:r>
+      <w:proofErr w:type="gramStart"/>
+      <w:r>
+        <w:rPr>
+          <w:rStyle w:val="ac"/>
+        </w:rPr>
+        <w:t>採</w:t>
+      </w:r>
+      <w:proofErr w:type="gramEnd"/>
+      <w:r>
+        <w:rPr>
+          <w:rStyle w:val="ac"/>
+        </w:rPr>
+        <w:t>行」，可透過哪些公開可觀察之指標加以區辨？</w:t>
+      </w:r>
+    </w:p>
+    <w:p>
+      <w:pPr>
+        <w:pStyle w:val="2"/>
+      </w:pPr>
+      <w:r>
+        <w:t>RQ3</w:t>
+      </w:r>
+      <w:r>
+        <w:t>：檢視「分化後差在哪」</w:t>
+      </w:r>
+    </w:p>
+    <w:p>
+      <w:pPr>
+        <w:pStyle w:val="Web"/>
+      </w:pPr>
+      <w:r>
+        <w:rPr>
+          <w:rStyle w:val="ac"/>
+        </w:rPr>
+        <w:t>實質</w:t>
+      </w:r>
+      <w:proofErr w:type="gramStart"/>
+      <w:r>
+        <w:rPr>
+          <w:rStyle w:val="ac"/>
+        </w:rPr>
+        <w:t>採</w:t>
+      </w:r>
+      <w:proofErr w:type="gramEnd"/>
+      <w:r>
+        <w:rPr>
+          <w:rStyle w:val="ac"/>
+        </w:rPr>
+        <w:t>行與形式</w:t>
+      </w:r>
+      <w:proofErr w:type="gramStart"/>
+      <w:r>
+        <w:rPr>
+          <w:rStyle w:val="ac"/>
+        </w:rPr>
+        <w:t>採</w:t>
+      </w:r>
+      <w:proofErr w:type="gramEnd"/>
+      <w:r>
+        <w:rPr>
+          <w:rStyle w:val="ac"/>
+        </w:rPr>
+        <w:t>行之金融業，在 ESG 資訊品質</w:t>
+      </w:r>
+      <w:proofErr w:type="gramStart"/>
+      <w:r>
+        <w:rPr>
+          <w:rStyle w:val="ac"/>
+        </w:rPr>
+        <w:t>與漂綠風險</w:t>
+      </w:r>
+      <w:proofErr w:type="gramEnd"/>
+      <w:r>
+        <w:rPr>
+          <w:rStyle w:val="ac"/>
+        </w:rPr>
+        <w:t>上有何差異？</w:t>
+      </w:r>
+    </w:p>
+    <w:p>
+      <w:pPr>
+        <w:widowControl/>
+        <w:rPr>
+          <w:b/>
+          <w:bCs/>
+        </w:rPr>
+      </w:pPr>
+      <w:r>
+        <w:rPr>
+          <w:rFonts w:hint="eastAsia"/>
+          <w:b/>
+          <w:bCs/>
+        </w:rPr>
+        <w:t>RQ1</w:t>
+      </w:r>
+      <w:r>
+        <w:rPr>
+          <w:rFonts w:hint="eastAsia"/>
+          <w:b/>
+          <w:bCs/>
+        </w:rPr>
+        <w:t>：在制度壓力下，臺灣金融業</w:t>
+      </w:r>
+      <w:r>
+        <w:rPr>
+          <w:rFonts w:hint="eastAsia"/>
+          <w:b/>
+          <w:bCs/>
+        </w:rPr>
+        <w:t xml:space="preserve"> ESG </w:t>
+      </w:r>
+      <w:proofErr w:type="gramStart"/>
+      <w:r>
+        <w:rPr>
+          <w:rFonts w:hint="eastAsia"/>
+          <w:b/>
+          <w:bCs/>
+        </w:rPr>
+        <w:t>採</w:t>
+      </w:r>
+      <w:proofErr w:type="gramEnd"/>
+      <w:r>
+        <w:rPr>
+          <w:rFonts w:hint="eastAsia"/>
+          <w:b/>
+          <w:bCs/>
+        </w:rPr>
+        <w:t>行為何可能分化為「實質</w:t>
+      </w:r>
+      <w:proofErr w:type="gramStart"/>
+      <w:r>
+        <w:rPr>
+          <w:rFonts w:hint="eastAsia"/>
+          <w:b/>
+          <w:bCs/>
+        </w:rPr>
+        <w:t>採</w:t>
+      </w:r>
+      <w:proofErr w:type="gramEnd"/>
+      <w:r>
+        <w:rPr>
+          <w:rFonts w:hint="eastAsia"/>
+          <w:b/>
+          <w:bCs/>
+        </w:rPr>
+        <w:t>行」與「形式</w:t>
+      </w:r>
+      <w:proofErr w:type="gramStart"/>
+      <w:r>
+        <w:rPr>
+          <w:rFonts w:hint="eastAsia"/>
+          <w:b/>
+          <w:bCs/>
+        </w:rPr>
+        <w:t>採</w:t>
+      </w:r>
+      <w:proofErr w:type="gramEnd"/>
+      <w:r>
+        <w:rPr>
+          <w:rFonts w:hint="eastAsia"/>
+          <w:b/>
+          <w:bCs/>
+        </w:rPr>
+        <w:t>行」？</w:t>
+      </w:r>
+      <w:r>
+        <w:rPr>
+          <w:rFonts w:hint="eastAsia"/>
+          <w:b/>
+          <w:bCs/>
+        </w:rPr>
+        <w:t xml:space="preserve"> </w:t>
+      </w:r>
+    </w:p>
+    <w:p>
+      <w:pPr>
+        <w:widowControl/>
+        <w:rPr>
+          <w:b/>
+          <w:bCs/>
+        </w:rPr>
+      </w:pPr>
+      <w:r>
+        <w:rPr>
+          <w:rFonts w:hint="eastAsia"/>
+          <w:b/>
+          <w:bCs/>
+        </w:rPr>
+        <w:t>RQ2</w:t>
+      </w:r>
+      <w:r>
+        <w:rPr>
+          <w:rFonts w:hint="eastAsia"/>
+          <w:b/>
+          <w:bCs/>
+        </w:rPr>
+        <w:t>：臺灣金融業之「實質</w:t>
+      </w:r>
+      <w:proofErr w:type="gramStart"/>
+      <w:r>
+        <w:rPr>
+          <w:rFonts w:hint="eastAsia"/>
+          <w:b/>
+          <w:bCs/>
+        </w:rPr>
+        <w:t>採</w:t>
+      </w:r>
+      <w:proofErr w:type="gramEnd"/>
+      <w:r>
+        <w:rPr>
+          <w:rFonts w:hint="eastAsia"/>
+          <w:b/>
+          <w:bCs/>
+        </w:rPr>
+        <w:t>行」與「形式</w:t>
+      </w:r>
+      <w:proofErr w:type="gramStart"/>
+      <w:r>
+        <w:rPr>
+          <w:rFonts w:hint="eastAsia"/>
+          <w:b/>
+          <w:bCs/>
+        </w:rPr>
+        <w:t>採</w:t>
+      </w:r>
+      <w:proofErr w:type="gramEnd"/>
+      <w:r>
+        <w:rPr>
+          <w:rFonts w:hint="eastAsia"/>
+          <w:b/>
+          <w:bCs/>
+        </w:rPr>
+        <w:t>行」，可透過哪些公開可觀察之指標加以區辨？</w:t>
+      </w:r>
     </w:p>
     <w:p>
       <w:pPr>
@@ -4884,7 +5382,9 @@
         <w:jc w:val="both"/>
         <w:outlineLvl w:val="1"/>
       </w:pPr>
-      <w:bookmarkStart w:id="5" w:name="_Toc230187710"/>
+      <w:bookmarkStart w:id="4" w:name="_Toc230187710"/>
+      <w:bookmarkStart w:id="5" w:name="_GoBack"/>
+      <w:bookmarkEnd w:id="5"/>
       <w:r>
         <w:rPr>
           <w:b/>
@@ -4893,7 +5393,7 @@
         <w:lastRenderedPageBreak/>
         <w:t>四、預期研究貢獻</w:t>
       </w:r>
-      <w:bookmarkEnd w:id="5"/>
+      <w:bookmarkEnd w:id="4"/>
     </w:p>
     <w:p>
       <w:pPr>
@@ -4902,93 +5402,79 @@
         <w:jc w:val="both"/>
       </w:pPr>
       <w:r>
-        <w:t>本研究預期之貢獻可分為學術面與實務面兩個層次。學術面：（</w:t>
-      </w:r>
-      <w:r>
-        <w:t>1</w:t>
-      </w:r>
-      <w:r>
-        <w:t>）</w:t>
-      </w:r>
-      <w:r>
-        <w:t xml:space="preserve"> </w:t>
-      </w:r>
-      <w:r>
-        <w:t>揭示既有制度同形化理論在解釋「同壓力下仍呈現採行差異」時之解釋極限，並透過整合脫鉤理論與漂綠驅動因素架構，建構完整之「制度壓力</w:t>
+        <w:t>本研究以制度理論為基礎，聚焦於探討臺灣企業在不同制度壓力下推動</w:t>
+      </w:r>
+      <w:r>
+        <w:t xml:space="preserve"> ESG </w:t>
+      </w:r>
+      <w:r>
+        <w:t>的動機差異，以及該動機如何影響</w:t>
+      </w:r>
+      <w:proofErr w:type="gramStart"/>
+      <w:r>
+        <w:t>採</w:t>
+      </w:r>
+      <w:proofErr w:type="gramEnd"/>
+      <w:r>
+        <w:t>行方式，進而產生不同程度</w:t>
+      </w:r>
+      <w:proofErr w:type="gramStart"/>
+      <w:r>
+        <w:t>的漂綠風險</w:t>
+      </w:r>
+      <w:proofErr w:type="gramEnd"/>
+      <w:r>
+        <w:t>。在學術面，本研究填補現有文獻缺乏從制度理論視角系統性探討</w:t>
+      </w:r>
+      <w:r>
+        <w:t xml:space="preserve"> ESG </w:t>
+      </w:r>
+      <w:proofErr w:type="gramStart"/>
+      <w:r>
+        <w:t>採</w:t>
+      </w:r>
+      <w:proofErr w:type="gramEnd"/>
+      <w:r>
+        <w:t>行行為</w:t>
+      </w:r>
+      <w:proofErr w:type="gramStart"/>
+      <w:r>
+        <w:t>與漂綠風險</w:t>
+      </w:r>
+      <w:proofErr w:type="gramEnd"/>
+      <w:r>
+        <w:t>關聯的缺口，並嘗試建構</w:t>
+      </w:r>
+      <w:r>
+        <w:t>「制度壓力</w:t>
       </w:r>
       <w:r>
         <w:t>→</w:t>
       </w:r>
-      <w:r>
-        <w:t>採行動機</w:t>
+      <w:proofErr w:type="gramStart"/>
+      <w:r>
+        <w:t>採</w:t>
+      </w:r>
+      <w:proofErr w:type="gramEnd"/>
+      <w:r>
+        <w:t>行動機</w:t>
       </w:r>
       <w:r>
         <w:t>→</w:t>
       </w:r>
-      <w:r>
-        <w:t>採行方式</w:t>
-      </w:r>
-      <w:r>
-        <w:t>→</w:t>
-      </w:r>
-      <w:r>
-        <w:t>漂綠風險」分析邏輯；（</w:t>
-      </w:r>
-      <w:r>
-        <w:t>2</w:t>
-      </w:r>
-      <w:r>
-        <w:t>）</w:t>
-      </w:r>
-      <w:r>
-        <w:t xml:space="preserve"> </w:t>
-      </w:r>
-      <w:r>
-        <w:t>整合分散於國內外文獻之判斷指標，建構一套適用於臺灣金融業之多維度探索性判別框架（六項指標），補充既有文獻於在地化操作工具上之缺口；（</w:t>
-      </w:r>
-      <w:r>
-        <w:t>3</w:t>
-      </w:r>
-      <w:r>
-        <w:t>）</w:t>
-      </w:r>
-      <w:r>
-        <w:t xml:space="preserve"> </w:t>
-      </w:r>
-      <w:r>
-        <w:t>反思國際漂綠理論於臺灣金融業之適用性，並分析臺灣特有制度設計（強制確信、永續金融評鑑、</w:t>
-      </w:r>
-      <w:r>
-        <w:t>TESG</w:t>
-      </w:r>
-      <w:r>
-        <w:t>）對既有國際理論框架之補充或挑戰，呼應</w:t>
-      </w:r>
-      <w:r>
-        <w:t xml:space="preserve"> Kim &amp; Lyon (2015) </w:t>
-      </w:r>
-      <w:r>
-        <w:t>對監管設計與揭露行為關聯之國際性議題。實務面：（</w:t>
-      </w:r>
-      <w:r>
-        <w:t>1</w:t>
-      </w:r>
-      <w:r>
-        <w:t>）</w:t>
-      </w:r>
-      <w:r>
-        <w:t xml:space="preserve"> </w:t>
-      </w:r>
-      <w:r>
-        <w:t>為主管機關（金管會、證交所）提供辨識形式</w:t>
-      </w:r>
       <w:proofErr w:type="gramStart"/>
       <w:r>
         <w:t>採</w:t>
       </w:r>
       <w:proofErr w:type="gramEnd"/>
       <w:r>
-        <w:t>行</w:t>
+        <w:t>行方式</w:t>
+      </w:r>
+      <w:r>
+        <w:t xml:space="preserve">→ESG </w:t>
+      </w:r>
+      <w:r>
+        <w:t>資訊品質</w:t>
       </w:r>
       <w:proofErr w:type="gramStart"/>
       <w:r>
@@ -4996,45 +5482,32 @@
       </w:r>
       <w:proofErr w:type="gramEnd"/>
       <w:r>
-        <w:t>之具體判斷指標；（</w:t>
-      </w:r>
-      <w:r>
-        <w:t>2</w:t>
-      </w:r>
-      <w:r>
-        <w:t>）</w:t>
-      </w:r>
-      <w:r>
-        <w:t xml:space="preserve"> </w:t>
-      </w:r>
-      <w:r>
-        <w:t>透過對國際理論在地適用性之反思，為臺灣</w:t>
-      </w:r>
-      <w:proofErr w:type="gramStart"/>
-      <w:r>
-        <w:t>防漂綠政策</w:t>
-      </w:r>
-      <w:proofErr w:type="gramEnd"/>
-      <w:r>
-        <w:t>設計提供具體補強方向；（</w:t>
-      </w:r>
-      <w:r>
-        <w:t>3</w:t>
-      </w:r>
-      <w:r>
-        <w:t>）</w:t>
-      </w:r>
-      <w:r>
-        <w:t xml:space="preserve"> </w:t>
-      </w:r>
-      <w:r>
-        <w:t>為金融業</w:t>
-      </w:r>
-      <w:r>
-        <w:t xml:space="preserve"> ESG </w:t>
-      </w:r>
-      <w:r>
-        <w:t>主管部門提供自我檢視之操作化工具。</w:t>
+        <w:t>」的</w:t>
+      </w:r>
+      <w:r>
+        <w:t>概念性分析架構</w:t>
+      </w:r>
+      <w:r>
+        <w:t>。</w:t>
+      </w:r>
+      <w:r>
+        <w:t>在實務面，研究結果可提供臺灣主管機關及企業參考，協助辨識哪些</w:t>
+      </w:r>
+      <w:proofErr w:type="gramStart"/>
+      <w:r>
+        <w:t>採</w:t>
+      </w:r>
+      <w:proofErr w:type="gramEnd"/>
+      <w:r>
+        <w:t>行動機與情境較易</w:t>
+      </w:r>
+      <w:proofErr w:type="gramStart"/>
+      <w:r>
+        <w:t>產生漂綠風險</w:t>
+      </w:r>
+      <w:proofErr w:type="gramEnd"/>
+      <w:r>
+        <w:t>，進而提出更具針對性的防範策略。</w:t>
       </w:r>
     </w:p>
     <w:p>
@@ -5297,7 +5770,15 @@
         <w:t>行則指企業主要為符合法規要求或回應外部壓力，在揭露文件中呈現正面資訊，但實際上未將</w:t>
       </w:r>
       <w:r>
-        <w:t xml:space="preserve"> ESG </w:t>
+        <w:t xml:space="preserve"> </w:t>
+      </w:r>
+      <w:proofErr w:type="spellStart"/>
+      <w:r>
+        <w:t>ESG</w:t>
+      </w:r>
+      <w:proofErr w:type="spellEnd"/>
+      <w:r>
+        <w:t xml:space="preserve"> </w:t>
       </w:r>
       <w:r>
         <w:t>納入核心決策，資源投入有限。</w:t>
@@ -15627,13 +16108,34 @@
         <w:t xml:space="preserve"> ESG </w:t>
       </w:r>
       <w:r>
-        <w:t>資訊揭露最為完整且標準化；第二，金融業受主管機關高度監理，永續揭露與確信要求相對明確，且公開資訊可得性較高，適合作為示範性分析場域；第三，金融業同時面臨法規強制、國際規範（</w:t>
+        <w:t>資訊揭露最為完整且標準化；第二，</w:t>
+      </w:r>
+      <w:r>
+        <w:rPr>
+          <w:rFonts w:hint="eastAsia"/>
+        </w:rPr>
+        <w:t>金融業受主管機關高度監理，永續揭露與</w:t>
+      </w:r>
+      <w:r>
+        <w:rPr>
+          <w:rFonts w:hint="eastAsia"/>
+        </w:rPr>
+        <w:t>確信要求相對明確，且公開資訊可得性較高，適合作為示範性分析場域</w:t>
+      </w:r>
+      <w:r>
+        <w:t>；第三，金融業同時面臨法規強制、國際規範（</w:t>
       </w:r>
       <w:r>
         <w:t>TCFD</w:t>
       </w:r>
       <w:r>
-        <w:t>）與同業競爭（永續金融評鑑）等多元制度壓力，恰好對應制度理論之三種壓力類型；第四，永續金融評鑑等級之差異為本研究提供金融業內部之自然分組，使對比式選樣與檢視成為可能。本研究不主張研究結果可直接推論至其他產業，惟金融業之示範性檢視可為跨產業比較研究提供方法論基礎。</w:t>
+        <w:t>）與同業競爭（永續金融評鑑）等多元制度壓力，恰好對應本研究</w:t>
+      </w:r>
+      <w:r>
+        <w:t xml:space="preserve"> RQ1 </w:t>
+      </w:r>
+      <w:r>
+        <w:t>所探討之不同壓力類型。</w:t>
       </w:r>
     </w:p>
     <w:p>
@@ -15651,7 +16153,7 @@
       </w:r>
       <w:proofErr w:type="gramEnd"/>
       <w:r>
-        <w:t>中以對比式選樣方式挑選</w:t>
+        <w:t>中挑選</w:t>
       </w:r>
       <w:r>
         <w:t xml:space="preserve"> 2 </w:t>
@@ -15663,15 +16165,7 @@
         <w:t xml:space="preserve"> 3 </w:t>
       </w:r>
       <w:r>
-        <w:t>家作為分析對象，</w:t>
-      </w:r>
-      <w:proofErr w:type="gramStart"/>
-      <w:r>
-        <w:t>依永續</w:t>
-      </w:r>
-      <w:proofErr w:type="gramEnd"/>
-      <w:r>
-        <w:t>金融評鑑等級之差異區分為高分組、中段組與待觀察組，透過其公開之永續報告書、</w:t>
+        <w:t>家作為分析對象，透過其公開之永續報告書、</w:t>
       </w:r>
       <w:r>
         <w:t xml:space="preserve">ESG </w:t>
@@ -15683,7 +16177,7 @@
         <w:t xml:space="preserve"> 4 </w:t>
       </w:r>
       <w:r>
-        <w:t>之六項指標逐一檢視，初步觀察金融業內部之</w:t>
+        <w:t>之六項指標逐一檢視，初步判斷各公司之</w:t>
       </w:r>
       <w:r>
         <w:t xml:space="preserve"> ESG </w:t>
@@ -15694,7 +16188,23 @@
       </w:r>
       <w:proofErr w:type="gramEnd"/>
       <w:r>
-        <w:t>行方式差異模式，並據此探討不同</w:t>
+        <w:t>行方式屬於實質</w:t>
+      </w:r>
+      <w:proofErr w:type="gramStart"/>
+      <w:r>
+        <w:t>採</w:t>
+      </w:r>
+      <w:proofErr w:type="gramEnd"/>
+      <w:r>
+        <w:t>行或形式</w:t>
+      </w:r>
+      <w:proofErr w:type="gramStart"/>
+      <w:r>
+        <w:t>採</w:t>
+      </w:r>
+      <w:proofErr w:type="gramEnd"/>
+      <w:r>
+        <w:t>行，並據此探討不同</w:t>
       </w:r>
       <w:proofErr w:type="gramStart"/>
       <w:r>
@@ -18246,7 +18756,7 @@
 </file>
 
 <file path=customXml/itemProps1.xml><?xml version="1.0" encoding="utf-8"?>
-<ds:datastoreItem xmlns:ds="http://schemas.openxmlformats.org/officeDocument/2006/customXml" ds:itemID="{2132A5AD-37F7-4C3D-B56D-0BFF2DAB220C}">
+<ds:datastoreItem xmlns:ds="http://schemas.openxmlformats.org/officeDocument/2006/customXml" ds:itemID="{789EF938-E8D7-4430-BAD6-3EE26CBD6E40}">
   <ds:schemaRefs>
     <ds:schemaRef ds:uri="http://schemas.openxmlformats.org/officeDocument/2006/bibliography"/>
   </ds:schemaRefs>
